--- a/docs/ICT324_Project_Summary.docx
+++ b/docs/ICT324_Project_Summary.docx
@@ -107,7 +107,7 @@
           <w:sz w:val="24"/>
           <w:szCs w:val="24"/>
         </w:rPr>
-        <w:t>Team: Makinde Ayomide Daniel (Team Lead and Implementation Lead), Sanni Samiat Ajoke (Literature Reviewer), Sodamade Ismail (Writing Coordinator), Nweze Sharon (Visualisation Specialist), Shittu Qais Ayomide (Documentation Support), and Izundu Victor Chidera (2023/12156; Literature Evidence and Evaluation Lead, assigned).</w:t>
+        <w:t>Team: Makinde Ayomide Daniel (Team Lead and Implementation Lead), Sanni Samiat Ajoke (2023/12454) (Literature Reviewer), Sodamade Ismail (2023/12228) (Writing Coordinator), Nweze Sharon Adaeze (2023/12602) (Visualisation Specialist), Shittu Qais Ayomide (2023/12688) (Documentation Support), and Izundu Victor Chidera (2023/12156; Literature Evidence and Evaluation Lead, assigned).</w:t>
       </w:r>
     </w:p>
     <CT_P>

--- a/docs/ICT324_Project_Summary.docx
+++ b/docs/ICT324_Project_Summary.docx
@@ -17,7 +17,7 @@
           <w:sz w:val="28"/>
           <w:szCs w:val="28"/>
         </w:rPr>
-        <w:t>ICT 324 — Project Summary</w:t>
+        <w:t>ICT 324 Project Summary</w:t>
       </w:r>
     </w:p>
     <w:p>
@@ -35,7 +35,7 @@
           <w:sz w:val="28"/>
           <w:szCs w:val="28"/>
         </w:rPr>
-        <w:t>Unified Multi-Crop Vision Transformer for West African Agricultural Disease Diagnosis</w:t>
+        <w:t>Unified Multi Crop Vision Transformer for West African Agricultural Disease Diagnosis</w:t>
       </w:r>
     </w:p>
     <w:p>
@@ -98,8 +98,6 @@
           <w:color w:val="auto"/>
         </w:rPr>
       </w:pPr>
-      <w:bookmarkStart w:id="0" w:name="_GoBack"/>
-      <w:bookmarkEnd w:id="0"/>
       <w:r>
         <w:rPr>
           <w:rFonts w:ascii="Times New Roman" w:hAnsi="Times New Roman" w:eastAsia="Times New Roman" w:cs="Times New Roman"/>
@@ -107,15 +105,28 @@
           <w:sz w:val="24"/>
           <w:szCs w:val="24"/>
         </w:rPr>
-        <w:t>Team: Makinde Ayomide Daniel (Team Lead and Implementation Lead), Sanni Samiat Ajoke (2023/12454) (Literature Reviewer), Sodamade Ismail (2023/12228) (Writing Coordinator), Nweze Sharon Adaeze (2023/12602) (Visualisation Specialist), Shittu Qais Ayomide (2023/12688) (Documentation Support), and Izundu Victor Chidera (2023/12156; Literature Evidence and Evaluation Lead, assigned).</w:t>
-      </w:r>
-    </w:p>
-    <CT_P>
-      <w:pPr/>
-      <w:r>
-        <w:t>ICT423 extension member (assigned): Izundu Victor Chidera (2023/12156), Literature Evidence and Evaluation Lead — ten-paper comparison, research-gap and algorithm presentation, and evaluation plan. Record completed contributions after the work is presented.</w:t>
-      </w:r>
-    </CT_P>
+        <w:t>Team: Makinde Ayomide Daniel (Team Lead and Implementation Lead), Sanni Samiat Ajoke (2023/12454) (Literature Reviewer), Sodamade Ismail (2023/12228) (Writing Coordinator), Nweze Sharon Adaeze (2023/12602) (Visualisation Specialist), Shittu Qais Ayomide (2023/12688) (Documentation Support), and Izundu Victor Chidera (2023/12156</w:t>
+      </w:r>
+      <w:r>
+        <w:rPr>
+          <w:rFonts w:hint="default" w:ascii="Times New Roman" w:hAnsi="Times New Roman" w:cs="Times New Roman"/>
+          <w:color w:val="000000"/>
+          <w:sz w:val="24"/>
+          <w:szCs w:val="24"/>
+          <w:lang w:val="en-US"/>
+        </w:rPr>
+        <w:t>) (</w:t>
+      </w:r>
+      <w:r>
+        <w:rPr>
+          <w:rFonts w:ascii="Times New Roman" w:hAnsi="Times New Roman" w:eastAsia="Times New Roman" w:cs="Times New Roman"/>
+          <w:color w:val="000000"/>
+          <w:sz w:val="24"/>
+          <w:szCs w:val="24"/>
+        </w:rPr>
+        <w:t>Literature Evidence and Evaluation Lead).</w:t>
+      </w:r>
+    </w:p>
     <w:p>
       <w:pPr>
         <w:pStyle w:val="2"/>
@@ -148,7 +159,7 @@
           <w:sz w:val="24"/>
           <w:szCs w:val="24"/>
         </w:rPr>
-        <w:t>This project evaluates one shared Vision Transformer across 29 labels from six selected crop groups: Cassava, Maize, Taro (a data-availability substitute for Yam), Tomato, Pepper, and Potato. Multi-crop ViT studies already exist, so the current work is a reproducible baseline rather than a claim of model-type novelty. The baseline reached 81.21% test accuracy on a random class-stratified split; this does not demonstrate performance on unseen sources, farms, or seasons. Taro results must not be presented as Yam results.</w:t>
+        <w:t>This project evaluates one shared Vision Transformer across 29 labels from six selected crop groups: Cassava, Maize, Taro (a data availability substitute for Yam), Tomato, Pepper, and Potato. Multi crop ViT studies already exist, so the current work is a reproducible baseline rather than a claim of model type novelty. The baseline reached 81.21% test accuracy on a random split stratified by class; this does not demonstrate performance on unseen sources, farms, or seasons. Taro results must not be presented as Yam results.</w:t>
       </w:r>
     </w:p>
     <w:p>
@@ -156,16 +167,37 @@
         <w:pStyle w:val="2"/>
         <w:spacing w:before="300" w:after="150" w:line="480" w:lineRule="auto"/>
         <w:rPr>
-          <w:color w:val="auto"/>
-        </w:rPr>
-      </w:pPr>
-      <w:r>
-        <w:rPr>
           <w:rFonts w:ascii="Times New Roman" w:hAnsi="Times New Roman" w:eastAsia="Times New Roman" w:cs="Times New Roman"/>
           <w:color w:val="000000"/>
           <w:sz w:val="28"/>
           <w:szCs w:val="28"/>
         </w:rPr>
+      </w:pPr>
+      <w:r>
+        <w:rPr>
+          <w:rFonts w:ascii="Times New Roman" w:hAnsi="Times New Roman" w:eastAsia="Times New Roman" w:cs="Times New Roman"/>
+          <w:color w:val="000000"/>
+          <w:sz w:val="28"/>
+          <w:szCs w:val="28"/>
+        </w:rPr>
+        <w:br w:type="textWrapping"/>
+      </w:r>
+    </w:p>
+    <w:p>
+      <w:pPr>
+        <w:pStyle w:val="2"/>
+        <w:spacing w:before="300" w:after="150" w:line="480" w:lineRule="auto"/>
+        <w:rPr>
+          <w:color w:val="auto"/>
+        </w:rPr>
+      </w:pPr>
+      <w:r>
+        <w:rPr>
+          <w:rFonts w:ascii="Times New Roman" w:hAnsi="Times New Roman" w:eastAsia="Times New Roman" w:cs="Times New Roman"/>
+          <w:color w:val="000000"/>
+          <w:sz w:val="28"/>
+          <w:szCs w:val="28"/>
+        </w:rPr>
         <w:t>2. Problem Statement and Research Gap</w:t>
       </w:r>
     </w:p>
@@ -183,7 +215,7 @@
           <w:sz w:val="24"/>
           <w:szCs w:val="24"/>
         </w:rPr>
-        <w:t>The provisional follow-up question is whether one classifier for this exact six-crop, 29-label collection can maintain per-crop performance when evaluation holds out data sources, farms, or seasons. The current random split does not test that. The proposed crop-conditioned model and grouped evaluation remain follow-up work, not implemented results. The reconciled bibliography lists 50 active sources; its historical numbering gaps are documented, and the literature screen remains targeted rather than exhaustive.</w:t>
+        <w:t>The provisional follow up question is whether one classifier for this exact six crop, 29 label collection can maintain per crop performance when evaluation holds out data sources, farms, or seasons. The current random split does not test that. The proposed crop conditioned model and grouped evaluation remain follow up work, not implemented results. The reconciled bibliography lists 50 active sources; its historical numbering gaps are documented, and the literature screen remains targeted rather than exhaustive.</w:t>
       </w:r>
     </w:p>
     <w:p>
@@ -218,7 +250,7 @@
           <w:sz w:val="24"/>
           <w:szCs w:val="24"/>
         </w:rPr>
-        <w:t>The final cleaned dataset contains 67,443 images: Cassava and Maize data from Kaggle (the Maize data are described in the EDA as aggregated from multiple sources), Taro data from Mendeley Data, and Tomato, Pepper, and Potato images from PlantVillage. One corrupt artifact was removed before the notebook created the final manifest. Images were resized to 224×224 and split by class-stratified random sampling (70/15/15; random_state=42) into 47,210 train, 10,116 validation, and 10,117 test images. The split did not hold out sources or farms.</w:t>
+        <w:t>The final cleaned dataset contains 67,443 images: Cassava and Maize data from Kaggle (the Maize data are described in the EDA as aggregated from multiple sources), Taro data from Mendeley Data, and Tomato, Pepper, and Potato images from PlantVillage. One corrupt artifact was removed before the notebook created the final manifest. Images were resized to 224×224 and split by random sampling stratified by class (70/15/15; random_state=42) into 47,210 train, 10,116 validation, and 10,117 test images. The split did not hold out sources or farms.</w:t>
       </w:r>
     </w:p>
     <w:p>
@@ -238,6 +270,42 @@
         </w:rPr>
         <w:t>4. Methodology</w:t>
       </w:r>
+      <w:r>
+        <w:rPr>
+          <w:rFonts w:ascii="Times New Roman" w:hAnsi="Times New Roman" w:eastAsia="Times New Roman" w:cs="Times New Roman"/>
+          <w:color w:val="000000"/>
+          <w:sz w:val="28"/>
+          <w:szCs w:val="28"/>
+        </w:rPr>
+        <w:br w:type="textWrapping"/>
+      </w:r>
+      <w:r>
+        <w:rPr>
+          <w:rFonts w:ascii="Times New Roman" w:hAnsi="Times New Roman" w:eastAsia="Times New Roman" w:cs="Times New Roman"/>
+          <w:color w:val="000000"/>
+          <w:sz w:val="28"/>
+          <w:szCs w:val="28"/>
+        </w:rPr>
+        <w:t>4.1 Classical Machine Learning Baseline</w:t>
+      </w:r>
+      <w:r>
+        <w:rPr>
+          <w:rFonts w:ascii="Times New Roman" w:hAnsi="Times New Roman" w:eastAsia="Times New Roman" w:cs="Times New Roman"/>
+          <w:color w:val="000000"/>
+          <w:sz w:val="28"/>
+          <w:szCs w:val="28"/>
+        </w:rPr>
+        <w:br w:type="textWrapping"/>
+      </w:r>
+      <w:r>
+        <w:rPr>
+          <w:rFonts w:ascii="Times New Roman" w:hAnsi="Times New Roman" w:eastAsia="Times New Roman" w:cs="Times New Roman"/>
+          <w:color w:val="000000"/>
+          <w:sz w:val="28"/>
+          <w:szCs w:val="28"/>
+        </w:rPr>
+        <w:t>Hand crafted features (colour histograms and GLCM texture descriptors) were extracted per image and used to train a classical baseline classifier, establishing a reference accuracy of 58.97%.</w:t>
+      </w:r>
     </w:p>
     <w:p>
       <w:pPr>
@@ -254,34 +322,8 @@
           <w:sz w:val="28"/>
           <w:szCs w:val="28"/>
         </w:rPr>
-        <w:t>4.1 Classical Machine Learning Baseline</w:t>
-      </w:r>
-    </w:p>
-    <w:p>
-      <w:pPr>
-        <w:spacing w:after="150" w:line="480" w:lineRule="auto"/>
-        <w:rPr>
-          <w:color w:val="auto"/>
-        </w:rPr>
-      </w:pPr>
-      <w:r>
-        <w:rPr>
-          <w:rFonts w:ascii="Times New Roman" w:hAnsi="Times New Roman" w:eastAsia="Times New Roman" w:cs="Times New Roman"/>
-          <w:color w:val="000000"/>
-          <w:sz w:val="24"/>
-          <w:szCs w:val="24"/>
-        </w:rPr>
-        <w:t>Hand-crafted features (colour histograms and GLCM texture descriptors) were extracted per image and used to train a classical baseline classifier, establishing a reference accuracy of 58.97%.</w:t>
-      </w:r>
-    </w:p>
-    <w:p>
-      <w:pPr>
-        <w:pStyle w:val="3"/>
-        <w:spacing w:before="200" w:after="100" w:line="480" w:lineRule="auto"/>
-        <w:rPr>
-          <w:color w:val="auto"/>
-        </w:rPr>
-      </w:pPr>
+        <w:t>4.2 Custom Vision Transformer</w:t>
+      </w:r>
       <w:r>
         <w:rPr>
           <w:rFonts w:ascii="Times New Roman" w:hAnsi="Times New Roman" w:eastAsia="Times New Roman" w:cs="Times New Roman"/>
@@ -289,24 +331,16 @@
           <w:sz w:val="28"/>
           <w:szCs w:val="28"/>
         </w:rPr>
-        <w:t>4.2 Custom Vision Transformer</w:t>
-      </w:r>
-    </w:p>
-    <w:p>
-      <w:pPr>
-        <w:spacing w:after="150" w:line="480" w:lineRule="auto"/>
-        <w:rPr>
-          <w:color w:val="auto"/>
-        </w:rPr>
-      </w:pPr>
-      <w:r>
-        <w:rPr>
-          <w:rFonts w:ascii="Times New Roman" w:hAnsi="Times New Roman" w:eastAsia="Times New Roman" w:cs="Times New Roman"/>
-          <w:color w:val="000000"/>
-          <w:sz w:val="24"/>
-          <w:szCs w:val="24"/>
-        </w:rPr>
-        <w:t>A ViT-base (patch16, 224) backbone, pretrained and fine-tuned with a custom classification head (LayerNorm, Linear, GELU, Dropout, Linear), was trained on the full 47,210-image training set. Training is checkpointed for resumability given free-tier GPU constraints.</w:t>
+        <w:br w:type="textWrapping"/>
+      </w:r>
+      <w:r>
+        <w:rPr>
+          <w:rFonts w:ascii="Times New Roman" w:hAnsi="Times New Roman" w:eastAsia="Times New Roman" w:cs="Times New Roman"/>
+          <w:color w:val="000000"/>
+          <w:sz w:val="28"/>
+          <w:szCs w:val="28"/>
+        </w:rPr>
+        <w:t>A ViT base (patch16, 224) backbone, pretrained and fine tuned with a custom classification head (LayerNorm, Linear, GELU, Dropout, Linear), was trained on the full 47,210 image training set. Training is checkpointed for resumability given free tier GPU constraints.</w:t>
       </w:r>
     </w:p>
     <w:p>
@@ -368,7 +402,7 @@
           <w:sz w:val="24"/>
           <w:szCs w:val="24"/>
         </w:rPr>
-        <w:t>ViT final result (epoch 4): 88.13% training accuracy, 81.36% validation accuracy, and 81.21% test accuracy on 10,117 held-out images.</w:t>
+        <w:t>ViT final result (epoch 4): 88.13% training accuracy, 81.36% validation accuracy, and 81.21% test accuracy on 10,117 held out images.</w:t>
       </w:r>
     </w:p>
     <w:p>
@@ -385,7 +419,7 @@
           <w:sz w:val="24"/>
           <w:szCs w:val="24"/>
         </w:rPr>
-        <w:t>The ViT test accuracy is 22.24 percentage points above the classical baseline (58.97%). Both scores come from the project's current random, class-stratified split; they should not be described as source-, farm-, or season-held-out performance.</w:t>
+        <w:t>The ViT test accuracy is 22.24 percentage points above the classical baseline (58.97%). Both scores come from the project's current random, stratified by class split; they should not be described as source, farm, or season held out performance.</w:t>
       </w:r>
     </w:p>
     <w:p>
@@ -420,7 +454,7 @@
           <w:sz w:val="24"/>
           <w:szCs w:val="24"/>
         </w:rPr>
-        <w:t>Google Colab (T4 GPU, free tier), PyTorch, timm, scikit-learn, OpenCV, scikit-image, pandas. Data and checkpoints are stored on Google Drive with a stratified-split manifest system for reproducibility across sessions.</w:t>
+        <w:t>Google Colab (T4 GPU, free tier), PyTorch, timm, scikit learn, OpenCV, scikit image, pandas. Data and checkpoints are stored on Google Drive with a stratified split manifest system for reproducibility across sessions.</w:t>
       </w:r>
     </w:p>
     <w:p>
@@ -445,6 +479,10 @@
       <w:pPr>
         <w:pStyle w:val="2"/>
         <w:spacing w:line="480" w:lineRule="auto"/>
+        <w:rPr>
+          <w:sz w:val="24"/>
+          <w:szCs w:val="24"/>
+        </w:rPr>
       </w:pPr>
       <w:r>
         <w:rPr>
@@ -453,7 +491,7 @@
           <w:sz w:val="28"/>
           <w:szCs w:val="28"/>
         </w:rPr>
-        <w:t>The shared ViT baseline, held-out test evaluation, manuscript draft, results report, EDA report, reconciled bibliography, and Victor's working ten-paper review are available. The source-aware follow-up method has not been implemented. Victor should verify and present the review before it is counted as his individual contribution.</w:t>
+        <w:t>The shared ViT baseline, held out test evaluation, manuscript draft, results report, EDA report, reconciled bibliography, and Victor's working ten paper review are available. The aware of data sources follow up method has not been implemented. Victor should verify and present the review before it is counted as his individual contribution.</w:t>
       </w:r>
     </w:p>
     <w:tbl>
@@ -512,14 +550,27 @@
             </w:pPr>
             <w:r>
               <w:rPr>
-                <w:rFonts w:ascii="Times New Roman" w:hAnsi="Times New Roman" w:eastAsia="Times New Roman" w:cs="Times New Roman"/>
-                <w:b/>
-                <w:bCs/>
-                <w:color w:val="000000"/>
-                <w:sz w:val="24"/>
-                <w:szCs w:val="24"/>
-              </w:rPr>
-              <w:t>Component</w:t>
+                <w:rFonts w:ascii="Times New Roman" w:hAnsi="Times New Roman"/>
+                <w:color w:val="000000"/>
+                <w:sz w:val="24"/>
+              </w:rPr>
+              <w:t>Recommended title stating the problem and solution</w:t>
+            </w:r>
+            <w:r>
+              <w:rPr>
+                <w:rFonts w:ascii="Times New Roman" w:hAnsi="Times New Roman"/>
+                <w:color w:val="000000"/>
+                <w:sz w:val="24"/>
+              </w:rPr>
+              <w:br w:type="textWrapping"/>
+            </w:r>
+            <w:r>
+              <w:rPr>
+                <w:rFonts w:ascii="Times New Roman" w:hAnsi="Times New Roman"/>
+                <w:color w:val="000000"/>
+                <w:sz w:val="24"/>
+              </w:rPr>
+              <w:t>Addressing fragmented crop disease classification with a unified classifier for six West African staples</w:t>
             </w:r>
           </w:p>
         </w:tc>
@@ -807,7 +858,7 @@
                 <w:sz w:val="24"/>
                 <w:szCs w:val="24"/>
               </w:rPr>
-              <w:t>224×224; random class-stratified 70/15/15 split (seed 42), not source/farm held out</w:t>
+              <w:t>224×224; random stratified by class 70/15/15 split (seed 42), not source/farm held out</w:t>
             </w:r>
           </w:p>
         </w:tc>
@@ -887,7 +938,7 @@
                 <w:sz w:val="24"/>
                 <w:szCs w:val="24"/>
               </w:rPr>
-              <w:t>Ten-paper deep comparison complete; targeted screen found direct multi-crop ViT evidence. The bibliography shows 49 active titles despite a 50-paper header; its numbering skips 7, #9 is dropped, and #50b needs DOI confirmation.</w:t>
+              <w:t>Ten paper deep comparison complete; targeted screen found direct multi crop ViT evidence. The bibliography shows 49 active titles despite a 50 paper header; its numbering skips VII, IX is dropped, and L.b needs DOI confirmation.</w:t>
             </w:r>
           </w:p>
         </w:tc>
@@ -1099,7 +1150,7 @@
                 <w:sz w:val="24"/>
                 <w:szCs w:val="24"/>
               </w:rPr>
-              <w:t>Test-Set Evaluation</w:t>
+              <w:t>Test Set Evaluation</w:t>
             </w:r>
           </w:p>
         </w:tc>
@@ -1137,7 +1188,7 @@
                 <w:sz w:val="24"/>
                 <w:szCs w:val="24"/>
               </w:rPr>
-              <w:t>81.21% on 10,117 held-out images from the same source pools</w:t>
+              <w:t>81.21% on 10,117 held out images from the same source pools</w:t>
             </w:r>
           </w:p>
         </w:tc>
@@ -1305,20 +1356,50 @@
     </w:tbl>
     <w:p>
       <w:pPr>
-        <w:spacing w:before="300" w:line="480" w:lineRule="auto"/>
-        <w:rPr>
-          <w:color w:val="auto"/>
-        </w:rPr>
-      </w:pPr>
-    </w:p>
-    <w:p>
-      <w:pPr>
         <w:pStyle w:val="2"/>
         <w:spacing w:before="300" w:after="150" w:line="480" w:lineRule="auto"/>
         <w:rPr>
-          <w:color w:val="auto"/>
-        </w:rPr>
-      </w:pPr>
+          <w:rFonts w:ascii="Times New Roman" w:hAnsi="Times New Roman" w:eastAsia="Times New Roman" w:cs="Times New Roman"/>
+          <w:color w:val="000000"/>
+          <w:sz w:val="28"/>
+          <w:szCs w:val="28"/>
+        </w:rPr>
+      </w:pPr>
+    </w:p>
+    <w:p>
+      <w:pPr>
+        <w:pStyle w:val="2"/>
+        <w:spacing w:before="300" w:after="150" w:line="480" w:lineRule="auto"/>
+        <w:rPr>
+          <w:rFonts w:ascii="Times New Roman" w:hAnsi="Times New Roman" w:eastAsia="Times New Roman" w:cs="Times New Roman"/>
+          <w:color w:val="000000"/>
+          <w:sz w:val="28"/>
+          <w:szCs w:val="28"/>
+        </w:rPr>
+      </w:pPr>
+    </w:p>
+    <w:p>
+      <w:pPr>
+        <w:pStyle w:val="2"/>
+        <w:spacing w:before="300" w:after="150" w:line="480" w:lineRule="auto"/>
+        <w:rPr>
+          <w:rFonts w:ascii="Times New Roman" w:hAnsi="Times New Roman" w:eastAsia="Times New Roman" w:cs="Times New Roman"/>
+          <w:color w:val="000000"/>
+          <w:sz w:val="28"/>
+          <w:szCs w:val="28"/>
+        </w:rPr>
+      </w:pPr>
+    </w:p>
+    <w:p>
+      <w:pPr>
+        <w:pStyle w:val="2"/>
+        <w:spacing w:before="300" w:after="150" w:line="480" w:lineRule="auto"/>
+        <w:rPr>
+          <w:color w:val="auto"/>
+        </w:rPr>
+      </w:pPr>
+      <w:bookmarkStart w:id="0" w:name="_GoBack"/>
+      <w:bookmarkEnd w:id="0"/>
       <w:r>
         <w:rPr>
           <w:rFonts w:ascii="Times New Roman" w:hAnsi="Times New Roman" w:eastAsia="Times New Roman" w:cs="Times New Roman"/>
@@ -1348,7 +1429,7 @@
           <w:sz w:val="24"/>
           <w:szCs w:val="24"/>
         </w:rPr>
-        <w:t>Have each member confirm their individual paper reviews and contribution record; Victor should verify and present the working ten-paper review.</w:t>
+        <w:t>Have each member confirm their individual paper reviews and contribution record; Victor should verify and present the working ten paper review.</w:t>
       </w:r>
     </w:p>
     <w:p>
@@ -1370,7 +1451,7 @@
           <w:sz w:val="24"/>
           <w:szCs w:val="24"/>
         </w:rPr>
-        <w:t>Finish targeted screening of high-overlap sources before making a novelty claim. The reconciled list contains 50 active sources; item 51 is the added methodology paper, and historical numbering gaps remain documented.</w:t>
+        <w:t>Finish targeted screening of high overlap sources before making a novelty claim. The reconciled list contains 50 active sources; item LI is the added methodology paper, and historical numbering gaps remain documented.</w:t>
       </w:r>
     </w:p>
     <w:p>
@@ -1392,7 +1473,7 @@
           <w:sz w:val="24"/>
           <w:szCs w:val="24"/>
         </w:rPr>
-        <w:t>Agree with the lecturer whether to pursue source-, farm-, or season-held-out evaluation. This requires reliable group metadata and a leakage-resistant split.</w:t>
+        <w:t>Agree with the lecturer whether to pursue source, farm, or season held out evaluation. This requires reliable group metadata and a leakage resistant split.</w:t>
       </w:r>
     </w:p>
     <w:p>
@@ -1414,7 +1495,7 @@
           <w:sz w:val="24"/>
           <w:szCs w:val="24"/>
         </w:rPr>
-        <w:t>If approved, implement and evaluate the proposed crop-conditioned classifier with weighted crop and disease losses. It is a proposed extension, not part of the reported results.</w:t>
+        <w:t>If approved, implement and evaluate the proposed crop conditioned classifier with weighted crop and disease losses. It is a proposed extension, not part of the reported results.</w:t>
       </w:r>
     </w:p>
     <w:p>
@@ -1440,12 +1521,12 @@
       </w:r>
     </w:p>
     <w:sectPr>
-      <w:headerReference w:type="default" r:id="rId6"/>
-      <w:footerReference w:type="default" r:id="rId7"/>
-      <w:headerReference w:type="first" r:id="rId8"/>
-      <w:footerReference w:type="first" r:id="rId9"/>
-      <w:headerReference w:type="even" r:id="rId10"/>
-      <w:footerReference w:type="even" r:id="rId11"/>
+      <w:headerReference r:id="rId7" w:type="first"/>
+      <w:footerReference r:id="rId10" w:type="first"/>
+      <w:headerReference r:id="rId5" w:type="default"/>
+      <w:footerReference r:id="rId8" w:type="default"/>
+      <w:headerReference r:id="rId6" w:type="even"/>
+      <w:footerReference r:id="rId9" w:type="even"/>
       <w:pgSz w:w="12240" w:h="15840"/>
       <w:pgMar w:top="1440" w:right="1440" w:bottom="1440" w:left="1440" w:header="708" w:footer="708" w:gutter="0"/>
       <w:cols w:space="720" w:num="1"/>
@@ -1455,11 +1536,35 @@
 </w:document>
 </file>
 
+<file path=word/endnotes.xml><?xml version="1.0" encoding="utf-8"?>
+<w:endnotes xmlns:wpc="http://schemas.microsoft.com/office/word/2010/wordprocessingCanvas" xmlns:mc="http://schemas.openxmlformats.org/markup-compatibility/2006" xmlns:o="urn:schemas-microsoft-com:office:office" xmlns:r="http://schemas.openxmlformats.org/officeDocument/2006/relationships" xmlns:m="http://schemas.openxmlformats.org/officeDocument/2006/math" xmlns:v="urn:schemas-microsoft-com:vml" xmlns:wp14="http://schemas.microsoft.com/office/word/2010/wordprocessingDrawing" xmlns:wp="http://schemas.openxmlformats.org/drawingml/2006/wordprocessingDrawing" xmlns:w="http://schemas.openxmlformats.org/wordprocessingml/2006/main" xmlns:w14="http://schemas.microsoft.com/office/word/2010/wordml" xmlns:w15="http://schemas.microsoft.com/office/word/2012/wordml" xmlns:w10="urn:schemas-microsoft-com:office:word" xmlns:wpg="http://schemas.microsoft.com/office/word/2010/wordprocessingGroup" xmlns:wpi="http://schemas.microsoft.com/office/word/2010/wordprocessingInk" xmlns:wne="http://schemas.microsoft.com/office/word/2006/wordml" xmlns:wps="http://schemas.microsoft.com/office/word/2010/wordprocessingShape" xmlns:wpsCustomData="http://www.wps.cn/officeDocument/2013/wpsCustomData" mc:Ignorable="w14 w15 wp14">
+  <w:endnote w:type="separator" w:id="0">
+    <w:p>
+      <w:pPr>
+        <w:spacing w:line="240" w:lineRule="auto"/>
+      </w:pPr>
+      <w:r>
+        <w:separator/>
+      </w:r>
+    </w:p>
+  </w:endnote>
+  <w:endnote w:type="continuationSeparator" w:id="1">
+    <w:p>
+      <w:pPr>
+        <w:spacing w:line="240" w:lineRule="auto"/>
+      </w:pPr>
+      <w:r>
+        <w:continuationSeparator/>
+      </w:r>
+    </w:p>
+  </w:endnote>
+</w:endnotes>
+</file>
+
 <file path=word/footer1.xml><?xml version="1.0" encoding="utf-8"?>
-<w:ftr xmlns:m="http://schemas.openxmlformats.org/officeDocument/2006/math" xmlns:mc="http://schemas.openxmlformats.org/markup-compatibility/2006" xmlns:mo="http://schemas.microsoft.com/office/mac/office/2008/main" xmlns:mv="urn:schemas-microsoft-com:mac:vml" xmlns:o="urn:schemas-microsoft-com:office:office" xmlns:r="http://schemas.openxmlformats.org/officeDocument/2006/relationships" xmlns:v="urn:schemas-microsoft-com:vml" xmlns:w10="urn:schemas-microsoft-com:office:word" xmlns:w14="http://schemas.microsoft.com/office/word/2010/wordml" xmlns:w="http://schemas.openxmlformats.org/wordprocessingml/2006/main" xmlns:wne="http://schemas.microsoft.com/office/word/2006/wordml" xmlns:wp14="http://schemas.microsoft.com/office/word/2010/wordprocessingDrawing" xmlns:wp="http://schemas.openxmlformats.org/drawingml/2006/wordprocessingDrawing" xmlns:wpc="http://schemas.microsoft.com/office/word/2010/wordprocessingCanvas" xmlns:wpg="http://schemas.microsoft.com/office/word/2010/wordprocessingGroup" xmlns:wpi="http://schemas.microsoft.com/office/word/2010/wordprocessingInk" xmlns:wps="http://schemas.microsoft.com/office/word/2010/wordprocessingShape" mc:Ignorable="w14 wp14">
+<w:ftr xmlns:wpc="http://schemas.microsoft.com/office/word/2010/wordprocessingCanvas" xmlns:mc="http://schemas.openxmlformats.org/markup-compatibility/2006" xmlns:o="urn:schemas-microsoft-com:office:office" xmlns:r="http://schemas.openxmlformats.org/officeDocument/2006/relationships" xmlns:m="http://schemas.openxmlformats.org/officeDocument/2006/math" xmlns:v="urn:schemas-microsoft-com:vml" xmlns:wp14="http://schemas.microsoft.com/office/word/2010/wordprocessingDrawing" xmlns:wp="http://schemas.openxmlformats.org/drawingml/2006/wordprocessingDrawing" xmlns:w10="urn:schemas-microsoft-com:office:word" xmlns:w="http://schemas.openxmlformats.org/wordprocessingml/2006/main" xmlns:w14="http://schemas.microsoft.com/office/word/2010/wordml" xmlns:w15="http://schemas.microsoft.com/office/word/2012/wordml" xmlns:wpg="http://schemas.microsoft.com/office/word/2010/wordprocessingGroup" xmlns:wpi="http://schemas.microsoft.com/office/word/2010/wordprocessingInk" xmlns:wne="http://schemas.microsoft.com/office/word/2006/wordml" xmlns:wps="http://schemas.microsoft.com/office/word/2010/wordprocessingShape" xmlns:wpsCustomData="http://www.wps.cn/officeDocument/2013/wpsCustomData" mc:Ignorable="w14 w15 wp14">
   <w:p>
     <w:pPr>
-      <w:pStyle w:val="Footer"/>
       <w:spacing w:line="480" w:lineRule="auto"/>
     </w:pPr>
   </w:p>
@@ -1467,10 +1572,9 @@
 </file>
 
 <file path=word/footer2.xml><?xml version="1.0" encoding="utf-8"?>
-<w:ftr xmlns:m="http://schemas.openxmlformats.org/officeDocument/2006/math" xmlns:mc="http://schemas.openxmlformats.org/markup-compatibility/2006" xmlns:mo="http://schemas.microsoft.com/office/mac/office/2008/main" xmlns:mv="urn:schemas-microsoft-com:mac:vml" xmlns:o="urn:schemas-microsoft-com:office:office" xmlns:r="http://schemas.openxmlformats.org/officeDocument/2006/relationships" xmlns:v="urn:schemas-microsoft-com:vml" xmlns:w10="urn:schemas-microsoft-com:office:word" xmlns:w14="http://schemas.microsoft.com/office/word/2010/wordml" xmlns:w="http://schemas.openxmlformats.org/wordprocessingml/2006/main" xmlns:wne="http://schemas.microsoft.com/office/word/2006/wordml" xmlns:wp14="http://schemas.microsoft.com/office/word/2010/wordprocessingDrawing" xmlns:wp="http://schemas.openxmlformats.org/drawingml/2006/wordprocessingDrawing" xmlns:wpc="http://schemas.microsoft.com/office/word/2010/wordprocessingCanvas" xmlns:wpg="http://schemas.microsoft.com/office/word/2010/wordprocessingGroup" xmlns:wpi="http://schemas.microsoft.com/office/word/2010/wordprocessingInk" xmlns:wps="http://schemas.microsoft.com/office/word/2010/wordprocessingShape" mc:Ignorable="w14 wp14">
+<w:ftr xmlns:wpc="http://schemas.microsoft.com/office/word/2010/wordprocessingCanvas" xmlns:mc="http://schemas.openxmlformats.org/markup-compatibility/2006" xmlns:o="urn:schemas-microsoft-com:office:office" xmlns:r="http://schemas.openxmlformats.org/officeDocument/2006/relationships" xmlns:m="http://schemas.openxmlformats.org/officeDocument/2006/math" xmlns:v="urn:schemas-microsoft-com:vml" xmlns:wp14="http://schemas.microsoft.com/office/word/2010/wordprocessingDrawing" xmlns:wp="http://schemas.openxmlformats.org/drawingml/2006/wordprocessingDrawing" xmlns:w10="urn:schemas-microsoft-com:office:word" xmlns:w="http://schemas.openxmlformats.org/wordprocessingml/2006/main" xmlns:w14="http://schemas.microsoft.com/office/word/2010/wordml" xmlns:w15="http://schemas.microsoft.com/office/word/2012/wordml" xmlns:wpg="http://schemas.microsoft.com/office/word/2010/wordprocessingGroup" xmlns:wpi="http://schemas.microsoft.com/office/word/2010/wordprocessingInk" xmlns:wne="http://schemas.microsoft.com/office/word/2006/wordml" xmlns:wps="http://schemas.microsoft.com/office/word/2010/wordprocessingShape" xmlns:wpsCustomData="http://www.wps.cn/officeDocument/2013/wpsCustomData" mc:Ignorable="w14 w15 wp14">
   <w:p>
     <w:pPr>
-      <w:pStyle w:val="Footer"/>
       <w:spacing w:line="480" w:lineRule="auto"/>
     </w:pPr>
   </w:p>
@@ -1478,21 +1582,44 @@
 </file>
 
 <file path=word/footer3.xml><?xml version="1.0" encoding="utf-8"?>
-<w:ftr xmlns:m="http://schemas.openxmlformats.org/officeDocument/2006/math" xmlns:mc="http://schemas.openxmlformats.org/markup-compatibility/2006" xmlns:mo="http://schemas.microsoft.com/office/mac/office/2008/main" xmlns:mv="urn:schemas-microsoft-com:mac:vml" xmlns:o="urn:schemas-microsoft-com:office:office" xmlns:r="http://schemas.openxmlformats.org/officeDocument/2006/relationships" xmlns:v="urn:schemas-microsoft-com:vml" xmlns:w10="urn:schemas-microsoft-com:office:word" xmlns:w14="http://schemas.microsoft.com/office/word/2010/wordml" xmlns:w="http://schemas.openxmlformats.org/wordprocessingml/2006/main" xmlns:wne="http://schemas.microsoft.com/office/word/2006/wordml" xmlns:wp14="http://schemas.microsoft.com/office/word/2010/wordprocessingDrawing" xmlns:wp="http://schemas.openxmlformats.org/drawingml/2006/wordprocessingDrawing" xmlns:wpc="http://schemas.microsoft.com/office/word/2010/wordprocessingCanvas" xmlns:wpg="http://schemas.microsoft.com/office/word/2010/wordprocessingGroup" xmlns:wpi="http://schemas.microsoft.com/office/word/2010/wordprocessingInk" xmlns:wps="http://schemas.microsoft.com/office/word/2010/wordprocessingShape" mc:Ignorable="w14 wp14">
+<w:ftr xmlns:wpc="http://schemas.microsoft.com/office/word/2010/wordprocessingCanvas" xmlns:mc="http://schemas.openxmlformats.org/markup-compatibility/2006" xmlns:o="urn:schemas-microsoft-com:office:office" xmlns:r="http://schemas.openxmlformats.org/officeDocument/2006/relationships" xmlns:m="http://schemas.openxmlformats.org/officeDocument/2006/math" xmlns:v="urn:schemas-microsoft-com:vml" xmlns:wp14="http://schemas.microsoft.com/office/word/2010/wordprocessingDrawing" xmlns:wp="http://schemas.openxmlformats.org/drawingml/2006/wordprocessingDrawing" xmlns:w10="urn:schemas-microsoft-com:office:word" xmlns:w="http://schemas.openxmlformats.org/wordprocessingml/2006/main" xmlns:w14="http://schemas.microsoft.com/office/word/2010/wordml" xmlns:w15="http://schemas.microsoft.com/office/word/2012/wordml" xmlns:wpg="http://schemas.microsoft.com/office/word/2010/wordprocessingGroup" xmlns:wpi="http://schemas.microsoft.com/office/word/2010/wordprocessingInk" xmlns:wne="http://schemas.microsoft.com/office/word/2006/wordml" xmlns:wps="http://schemas.microsoft.com/office/word/2010/wordprocessingShape" xmlns:wpsCustomData="http://www.wps.cn/officeDocument/2013/wpsCustomData" mc:Ignorable="w14 w15 wp14">
   <w:p>
     <w:pPr>
-      <w:pStyle w:val="Footer"/>
       <w:spacing w:line="480" w:lineRule="auto"/>
     </w:pPr>
   </w:p>
 </w:ftr>
 </file>
 
+<file path=word/footnotes.xml><?xml version="1.0" encoding="utf-8"?>
+<w:footnotes xmlns:wpc="http://schemas.microsoft.com/office/word/2010/wordprocessingCanvas" xmlns:mc="http://schemas.openxmlformats.org/markup-compatibility/2006" xmlns:o="urn:schemas-microsoft-com:office:office" xmlns:r="http://schemas.openxmlformats.org/officeDocument/2006/relationships" xmlns:m="http://schemas.openxmlformats.org/officeDocument/2006/math" xmlns:v="urn:schemas-microsoft-com:vml" xmlns:wp14="http://schemas.microsoft.com/office/word/2010/wordprocessingDrawing" xmlns:wp="http://schemas.openxmlformats.org/drawingml/2006/wordprocessingDrawing" xmlns:w="http://schemas.openxmlformats.org/wordprocessingml/2006/main" xmlns:w14="http://schemas.microsoft.com/office/word/2010/wordml" xmlns:w15="http://schemas.microsoft.com/office/word/2012/wordml" xmlns:w10="urn:schemas-microsoft-com:office:word" xmlns:wpg="http://schemas.microsoft.com/office/word/2010/wordprocessingGroup" xmlns:wpi="http://schemas.microsoft.com/office/word/2010/wordprocessingInk" xmlns:wne="http://schemas.microsoft.com/office/word/2006/wordml" xmlns:wps="http://schemas.microsoft.com/office/word/2010/wordprocessingShape" xmlns:wpsCustomData="http://www.wps.cn/officeDocument/2013/wpsCustomData" mc:Ignorable="w14 w15 wp14">
+  <w:footnote w:type="separator" w:id="0">
+    <w:p>
+      <w:pPr>
+        <w:spacing w:line="480" w:lineRule="auto"/>
+      </w:pPr>
+      <w:r>
+        <w:separator/>
+      </w:r>
+    </w:p>
+  </w:footnote>
+  <w:footnote w:type="continuationSeparator" w:id="1">
+    <w:p>
+      <w:pPr>
+        <w:spacing w:line="480" w:lineRule="auto"/>
+      </w:pPr>
+      <w:r>
+        <w:continuationSeparator/>
+      </w:r>
+    </w:p>
+  </w:footnote>
+</w:footnotes>
+</file>
+
 <file path=word/header1.xml><?xml version="1.0" encoding="utf-8"?>
-<w:hdr xmlns:m="http://schemas.openxmlformats.org/officeDocument/2006/math" xmlns:mc="http://schemas.openxmlformats.org/markup-compatibility/2006" xmlns:mo="http://schemas.microsoft.com/office/mac/office/2008/main" xmlns:mv="urn:schemas-microsoft-com:mac:vml" xmlns:o="urn:schemas-microsoft-com:office:office" xmlns:r="http://schemas.openxmlformats.org/officeDocument/2006/relationships" xmlns:v="urn:schemas-microsoft-com:vml" xmlns:w10="urn:schemas-microsoft-com:office:word" xmlns:w14="http://schemas.microsoft.com/office/word/2010/wordml" xmlns:w="http://schemas.openxmlformats.org/wordprocessingml/2006/main" xmlns:wne="http://schemas.microsoft.com/office/word/2006/wordml" xmlns:wp14="http://schemas.microsoft.com/office/word/2010/wordprocessingDrawing" xmlns:wp="http://schemas.openxmlformats.org/drawingml/2006/wordprocessingDrawing" xmlns:wpc="http://schemas.microsoft.com/office/word/2010/wordprocessingCanvas" xmlns:wpg="http://schemas.microsoft.com/office/word/2010/wordprocessingGroup" xmlns:wpi="http://schemas.microsoft.com/office/word/2010/wordprocessingInk" xmlns:wps="http://schemas.microsoft.com/office/word/2010/wordprocessingShape" mc:Ignorable="w14 wp14">
+<w:hdr xmlns:wpc="http://schemas.microsoft.com/office/word/2010/wordprocessingCanvas" xmlns:mc="http://schemas.openxmlformats.org/markup-compatibility/2006" xmlns:o="urn:schemas-microsoft-com:office:office" xmlns:r="http://schemas.openxmlformats.org/officeDocument/2006/relationships" xmlns:m="http://schemas.openxmlformats.org/officeDocument/2006/math" xmlns:v="urn:schemas-microsoft-com:vml" xmlns:wp14="http://schemas.microsoft.com/office/word/2010/wordprocessingDrawing" xmlns:wp="http://schemas.openxmlformats.org/drawingml/2006/wordprocessingDrawing" xmlns:w10="urn:schemas-microsoft-com:office:word" xmlns:w="http://schemas.openxmlformats.org/wordprocessingml/2006/main" xmlns:w14="http://schemas.microsoft.com/office/word/2010/wordml" xmlns:w15="http://schemas.microsoft.com/office/word/2012/wordml" xmlns:wpg="http://schemas.microsoft.com/office/word/2010/wordprocessingGroup" xmlns:wpi="http://schemas.microsoft.com/office/word/2010/wordprocessingInk" xmlns:wne="http://schemas.microsoft.com/office/word/2006/wordml" xmlns:wps="http://schemas.microsoft.com/office/word/2010/wordprocessingShape" xmlns:wpsCustomData="http://www.wps.cn/officeDocument/2013/wpsCustomData" mc:Ignorable="w14 w15 wp14">
   <w:p>
     <w:pPr>
-      <w:pStyle w:val="Header"/>
       <w:spacing w:line="480" w:lineRule="auto"/>
     </w:pPr>
   </w:p>
@@ -1500,10 +1627,9 @@
 </file>
 
 <file path=word/header2.xml><?xml version="1.0" encoding="utf-8"?>
-<w:hdr xmlns:m="http://schemas.openxmlformats.org/officeDocument/2006/math" xmlns:mc="http://schemas.openxmlformats.org/markup-compatibility/2006" xmlns:mo="http://schemas.microsoft.com/office/mac/office/2008/main" xmlns:mv="urn:schemas-microsoft-com:mac:vml" xmlns:o="urn:schemas-microsoft-com:office:office" xmlns:r="http://schemas.openxmlformats.org/officeDocument/2006/relationships" xmlns:v="urn:schemas-microsoft-com:vml" xmlns:w10="urn:schemas-microsoft-com:office:word" xmlns:w14="http://schemas.microsoft.com/office/word/2010/wordml" xmlns:w="http://schemas.openxmlformats.org/wordprocessingml/2006/main" xmlns:wne="http://schemas.microsoft.com/office/word/2006/wordml" xmlns:wp14="http://schemas.microsoft.com/office/word/2010/wordprocessingDrawing" xmlns:wp="http://schemas.openxmlformats.org/drawingml/2006/wordprocessingDrawing" xmlns:wpc="http://schemas.microsoft.com/office/word/2010/wordprocessingCanvas" xmlns:wpg="http://schemas.microsoft.com/office/word/2010/wordprocessingGroup" xmlns:wpi="http://schemas.microsoft.com/office/word/2010/wordprocessingInk" xmlns:wps="http://schemas.microsoft.com/office/word/2010/wordprocessingShape" mc:Ignorable="w14 wp14">
+<w:hdr xmlns:wpc="http://schemas.microsoft.com/office/word/2010/wordprocessingCanvas" xmlns:mc="http://schemas.openxmlformats.org/markup-compatibility/2006" xmlns:o="urn:schemas-microsoft-com:office:office" xmlns:r="http://schemas.openxmlformats.org/officeDocument/2006/relationships" xmlns:m="http://schemas.openxmlformats.org/officeDocument/2006/math" xmlns:v="urn:schemas-microsoft-com:vml" xmlns:wp14="http://schemas.microsoft.com/office/word/2010/wordprocessingDrawing" xmlns:wp="http://schemas.openxmlformats.org/drawingml/2006/wordprocessingDrawing" xmlns:w10="urn:schemas-microsoft-com:office:word" xmlns:w="http://schemas.openxmlformats.org/wordprocessingml/2006/main" xmlns:w14="http://schemas.microsoft.com/office/word/2010/wordml" xmlns:w15="http://schemas.microsoft.com/office/word/2012/wordml" xmlns:wpg="http://schemas.microsoft.com/office/word/2010/wordprocessingGroup" xmlns:wpi="http://schemas.microsoft.com/office/word/2010/wordprocessingInk" xmlns:wne="http://schemas.microsoft.com/office/word/2006/wordml" xmlns:wps="http://schemas.microsoft.com/office/word/2010/wordprocessingShape" xmlns:wpsCustomData="http://www.wps.cn/officeDocument/2013/wpsCustomData" mc:Ignorable="w14 w15 wp14">
   <w:p>
     <w:pPr>
-      <w:pStyle w:val="Header"/>
       <w:spacing w:line="480" w:lineRule="auto"/>
     </w:pPr>
   </w:p>
@@ -1511,10 +1637,9 @@
 </file>
 
 <file path=word/header3.xml><?xml version="1.0" encoding="utf-8"?>
-<w:hdr xmlns:m="http://schemas.openxmlformats.org/officeDocument/2006/math" xmlns:mc="http://schemas.openxmlformats.org/markup-compatibility/2006" xmlns:mo="http://schemas.microsoft.com/office/mac/office/2008/main" xmlns:mv="urn:schemas-microsoft-com:mac:vml" xmlns:o="urn:schemas-microsoft-com:office:office" xmlns:r="http://schemas.openxmlformats.org/officeDocument/2006/relationships" xmlns:v="urn:schemas-microsoft-com:vml" xmlns:w10="urn:schemas-microsoft-com:office:word" xmlns:w14="http://schemas.microsoft.com/office/word/2010/wordml" xmlns:w="http://schemas.openxmlformats.org/wordprocessingml/2006/main" xmlns:wne="http://schemas.microsoft.com/office/word/2006/wordml" xmlns:wp14="http://schemas.microsoft.com/office/word/2010/wordprocessingDrawing" xmlns:wp="http://schemas.openxmlformats.org/drawingml/2006/wordprocessingDrawing" xmlns:wpc="http://schemas.microsoft.com/office/word/2010/wordprocessingCanvas" xmlns:wpg="http://schemas.microsoft.com/office/word/2010/wordprocessingGroup" xmlns:wpi="http://schemas.microsoft.com/office/word/2010/wordprocessingInk" xmlns:wps="http://schemas.microsoft.com/office/word/2010/wordprocessingShape" mc:Ignorable="w14 wp14">
+<w:hdr xmlns:wpc="http://schemas.microsoft.com/office/word/2010/wordprocessingCanvas" xmlns:mc="http://schemas.openxmlformats.org/markup-compatibility/2006" xmlns:o="urn:schemas-microsoft-com:office:office" xmlns:r="http://schemas.openxmlformats.org/officeDocument/2006/relationships" xmlns:m="http://schemas.openxmlformats.org/officeDocument/2006/math" xmlns:v="urn:schemas-microsoft-com:vml" xmlns:wp14="http://schemas.microsoft.com/office/word/2010/wordprocessingDrawing" xmlns:wp="http://schemas.openxmlformats.org/drawingml/2006/wordprocessingDrawing" xmlns:w10="urn:schemas-microsoft-com:office:word" xmlns:w="http://schemas.openxmlformats.org/wordprocessingml/2006/main" xmlns:w14="http://schemas.microsoft.com/office/word/2010/wordml" xmlns:w15="http://schemas.microsoft.com/office/word/2012/wordml" xmlns:wpg="http://schemas.microsoft.com/office/word/2010/wordprocessingGroup" xmlns:wpi="http://schemas.microsoft.com/office/word/2010/wordprocessingInk" xmlns:wne="http://schemas.microsoft.com/office/word/2006/wordml" xmlns:wps="http://schemas.microsoft.com/office/word/2010/wordprocessingShape" xmlns:wpsCustomData="http://www.wps.cn/officeDocument/2013/wpsCustomData" mc:Ignorable="w14 w15 wp14">
   <w:p>
     <w:pPr>
-      <w:pStyle w:val="Header"/>
       <w:spacing w:line="480" w:lineRule="auto"/>
     </w:pPr>
   </w:p>
@@ -1623,10 +1748,7 @@
   <w:docDefaults>
     <w:rPrDefault>
       <w:rPr>
-        <w:rFonts w:asciiTheme="minorHAnsi" w:hAnsiTheme="minorHAnsi" w:eastAsiaTheme="minorEastAsia" w:cstheme="minorBidi" w:ascii="Times New Roman" w:hAnsi="Times New Roman" w:eastAsia="Times New Roman" w:cs="Times New Roman"/>
-        <w:color w:val="000000"/>
-        <w:sz w:val="24"/>
-        <w:szCs w:val="24"/>
+        <w:rFonts w:asciiTheme="minorHAnsi" w:hAnsiTheme="minorHAnsi" w:eastAsiaTheme="minorEastAsia" w:cstheme="minorBidi"/>
       </w:rPr>
     </w:rPrDefault>
     <w:pPrDefault/>
@@ -1886,6 +2008,9 @@
     <w:name w:val="Normal"/>
     <w:qFormat/>
     <w:uiPriority w:val="0"/>
+    <w:pPr>
+      <w:spacing w:line="480" w:lineRule="auto"/>
+    </w:pPr>
     <w:rPr>
       <w:rFonts w:ascii="Times New Roman" w:hAnsi="Times New Roman" w:eastAsia="Times New Roman" w:cs="Times New Roman"/>
       <w:color w:val="000000"/>
@@ -1898,6 +2023,9 @@
     <w:next w:val="1"/>
     <w:qFormat/>
     <w:uiPriority w:val="0"/>
+    <w:pPr>
+      <w:spacing w:line="480" w:lineRule="auto"/>
+    </w:pPr>
     <w:rPr>
       <w:rFonts w:ascii="Times New Roman" w:hAnsi="Times New Roman" w:eastAsia="Times New Roman" w:cs="Times New Roman"/>
       <w:color w:val="000000"/>
@@ -1910,6 +2038,9 @@
     <w:next w:val="1"/>
     <w:qFormat/>
     <w:uiPriority w:val="0"/>
+    <w:pPr>
+      <w:spacing w:line="480" w:lineRule="auto"/>
+    </w:pPr>
     <w:rPr>
       <w:rFonts w:ascii="Times New Roman" w:hAnsi="Times New Roman" w:eastAsia="Times New Roman" w:cs="Times New Roman"/>
       <w:color w:val="000000"/>
@@ -1922,6 +2053,9 @@
     <w:next w:val="1"/>
     <w:qFormat/>
     <w:uiPriority w:val="0"/>
+    <w:pPr>
+      <w:spacing w:line="480" w:lineRule="auto"/>
+    </w:pPr>
     <w:rPr>
       <w:rFonts w:ascii="Times New Roman" w:hAnsi="Times New Roman" w:eastAsia="Times New Roman" w:cs="Times New Roman"/>
       <w:color w:val="000000"/>
@@ -1934,6 +2068,9 @@
     <w:next w:val="1"/>
     <w:qFormat/>
     <w:uiPriority w:val="0"/>
+    <w:pPr>
+      <w:spacing w:line="480" w:lineRule="auto"/>
+    </w:pPr>
     <w:rPr>
       <w:rFonts w:ascii="Times New Roman" w:hAnsi="Times New Roman" w:eastAsia="Times New Roman" w:cs="Times New Roman"/>
       <w:i/>
@@ -1948,6 +2085,9 @@
     <w:next w:val="1"/>
     <w:qFormat/>
     <w:uiPriority w:val="0"/>
+    <w:pPr>
+      <w:spacing w:line="480" w:lineRule="auto"/>
+    </w:pPr>
     <w:rPr>
       <w:rFonts w:ascii="Times New Roman" w:hAnsi="Times New Roman" w:eastAsia="Times New Roman" w:cs="Times New Roman"/>
       <w:color w:val="000000"/>
@@ -1960,6 +2100,9 @@
     <w:next w:val="1"/>
     <w:qFormat/>
     <w:uiPriority w:val="0"/>
+    <w:pPr>
+      <w:spacing w:line="480" w:lineRule="auto"/>
+    </w:pPr>
     <w:rPr>
       <w:rFonts w:ascii="Times New Roman" w:hAnsi="Times New Roman" w:eastAsia="Times New Roman" w:cs="Times New Roman"/>
       <w:color w:val="000000"/>
@@ -2006,8 +2149,8 @@
       <w:rFonts w:ascii="Times New Roman" w:hAnsi="Times New Roman" w:eastAsia="Times New Roman" w:cs="Times New Roman"/>
       <w:color w:val="000000"/>
       <w:sz w:val="24"/>
+      <w:szCs w:val="24"/>
       <w:vertAlign w:val="superscript"/>
-      <w:szCs w:val="24"/>
     </w:rPr>
   </w:style>
   <w:style w:type="paragraph" w:styleId="11">
@@ -2017,7 +2160,7 @@
     <w:unhideWhenUsed/>
     <w:uiPriority w:val="99"/>
     <w:pPr>
-      <w:spacing w:after="0" w:line="240" w:lineRule="auto"/>
+      <w:spacing w:after="0" w:line="480" w:lineRule="auto"/>
     </w:pPr>
     <w:rPr>
       <w:rFonts w:ascii="Times New Roman" w:hAnsi="Times New Roman" w:eastAsia="Times New Roman" w:cs="Times New Roman"/>
@@ -2035,8 +2178,8 @@
       <w:rFonts w:ascii="Times New Roman" w:hAnsi="Times New Roman" w:eastAsia="Times New Roman" w:cs="Times New Roman"/>
       <w:color w:val="000000"/>
       <w:sz w:val="24"/>
+      <w:szCs w:val="24"/>
       <w:vertAlign w:val="superscript"/>
-      <w:szCs w:val="24"/>
     </w:rPr>
   </w:style>
   <w:style w:type="paragraph" w:styleId="13">
@@ -2046,7 +2189,7 @@
     <w:unhideWhenUsed/>
     <w:uiPriority w:val="99"/>
     <w:pPr>
-      <w:spacing w:after="0" w:line="240" w:lineRule="auto"/>
+      <w:spacing w:after="0" w:line="480" w:lineRule="auto"/>
     </w:pPr>
     <w:rPr>
       <w:rFonts w:ascii="Times New Roman" w:hAnsi="Times New Roman" w:eastAsia="Times New Roman" w:cs="Times New Roman"/>
@@ -2063,14 +2206,17 @@
       <w:rFonts w:ascii="Times New Roman" w:hAnsi="Times New Roman" w:eastAsia="Times New Roman" w:cs="Times New Roman"/>
       <w:color w:val="000000"/>
       <w:sz w:val="24"/>
+      <w:szCs w:val="24"/>
       <w:u w:val="single"/>
-      <w:szCs w:val="24"/>
     </w:rPr>
   </w:style>
   <w:style w:type="paragraph" w:styleId="15">
     <w:name w:val="Title"/>
     <w:qFormat/>
     <w:uiPriority w:val="0"/>
+    <w:pPr>
+      <w:spacing w:line="480" w:lineRule="auto"/>
+    </w:pPr>
     <w:rPr>
       <w:rFonts w:ascii="Times New Roman" w:hAnsi="Times New Roman" w:eastAsia="Times New Roman" w:cs="Times New Roman"/>
       <w:color w:val="000000"/>
@@ -2082,6 +2228,9 @@
     <w:name w:val="List Paragraph"/>
     <w:qFormat/>
     <w:uiPriority w:val="0"/>
+    <w:pPr>
+      <w:spacing w:line="480" w:lineRule="auto"/>
+    </w:pPr>
     <w:rPr>
       <w:rFonts w:ascii="Times New Roman" w:hAnsi="Times New Roman" w:eastAsia="Times New Roman" w:cs="Times New Roman"/>
       <w:color w:val="000000"/>
@@ -2107,6 +2256,7 @@
     <w:link w:val="11"/>
     <w:semiHidden/>
     <w:unhideWhenUsed/>
+    <w:qFormat/>
     <w:uiPriority w:val="99"/>
     <w:rPr>
       <w:rFonts w:ascii="Times New Roman" w:hAnsi="Times New Roman" w:eastAsia="Times New Roman" w:cs="Times New Roman"/>
